--- a/SCORING_AND_ROI_CALCULATION.docx
+++ b/SCORING_AND_ROI_CALCULATION.docx
@@ -31,15 +31,15 @@
         <w:pStyle w:val="Normal"/>
       </w:pPr>
       <w:r>
-        <w:t xml:space="preserve">Dashboard assembly and predictive target: backend/app/services/dashboard.py</w:t>
-      </w:r>
-    </w:p>
-    <w:p>
-      <w:pPr>
-        <w:pStyle w:val="Normal"/>
-      </w:pPr>
-      <w:r>
-        <w:t xml:space="preserve">Frontend ROI display logic: frontend/components/sections/returns-calculator.tsx</w:t>
+        <w:t xml:space="preserve">Backend predictive target logic: backend/app/services/dashboard.py</w:t>
+      </w:r>
+    </w:p>
+    <w:p>
+      <w:pPr>
+        <w:pStyle w:val="Normal"/>
+      </w:pPr>
+      <w:r>
+        <w:t xml:space="preserve">Frontend ROI simulator UI logic: frontend/components/sections/returns-calculator.tsx</w:t>
       </w:r>
     </w:p>
     <w:p>
@@ -47,6 +47,46 @@
         <w:pStyle w:val="Heading1"/>
       </w:pPr>
       <w:r>
+        <w:t xml:space="preserve">What Changed In This Updated Version</w:t>
+      </w:r>
+    </w:p>
+    <w:p>
+      <w:pPr>
+        <w:pStyle w:val="Normal"/>
+      </w:pPr>
+      <w:r>
+        <w:t xml:space="preserve">1. Smart Score factor buckets now use median instead of mean. This reduces the impact of a single outlier metric.</w:t>
+      </w:r>
+    </w:p>
+    <w:p>
+      <w:pPr>
+        <w:pStyle w:val="Normal"/>
+      </w:pPr>
+      <w:r>
+        <w:t xml:space="preserve">2. Risk Score narrative analysis now handles negation, so phrases like not fraud or cleared of probe are not treated like confirmed red flags.</w:t>
+      </w:r>
+    </w:p>
+    <w:p>
+      <w:pPr>
+        <w:pStyle w:val="Normal"/>
+      </w:pPr>
+      <w:r>
+        <w:t xml:space="preserve">3. ROI target CAGR is now more conservative by using extra P/E caps and blending with a 10 percent anchor.</w:t>
+      </w:r>
+    </w:p>
+    <w:p>
+      <w:pPr>
+        <w:pStyle w:val="Normal"/>
+      </w:pPr>
+      <w:r>
+        <w:t xml:space="preserve">4. ROI simulator now shows bear, base, and bull scenarios instead of only one projection line.</w:t>
+      </w:r>
+    </w:p>
+    <w:p>
+      <w:pPr>
+        <w:pStyle w:val="Heading1"/>
+      </w:pPr>
+      <w:r>
         <w:t xml:space="preserve">1. Smart Score</w:t>
       </w:r>
     </w:p>
@@ -55,15 +95,15 @@
         <w:pStyle w:val="Normal"/>
       </w:pPr>
       <w:r>
-        <w:t xml:space="preserve">The Smart Score is calculated in compute_smart_score() and returned on a 0 to 5 scale. The code first builds five normalized factor buckets and then applies a small bounded ML adjustment.</w:t>
-      </w:r>
-    </w:p>
-    <w:p>
-      <w:pPr>
-        <w:pStyle w:val="Heading2"/>
-      </w:pPr>
-      <w:r>
-        <w:t xml:space="preserve">Inputs used</w:t>
+        <w:t xml:space="preserve">The Smart Score is calculated in compute_smart_score() and returned on a 0 to 5 scale. The code builds five normalized factor buckets and then applies a bounded walk-forward ML adjustment.</w:t>
+      </w:r>
+    </w:p>
+    <w:p>
+      <w:pPr>
+        <w:pStyle w:val="Heading2"/>
+      </w:pPr>
+      <w:r>
+        <w:t xml:space="preserve">Inputs Used</w:t>
       </w:r>
     </w:p>
     <w:p>
@@ -87,7 +127,7 @@
         <w:pStyle w:val="Normal"/>
       </w:pPr>
       <w:r>
-        <w:t xml:space="preserve">Financials: quarterly, yearly, quarterly detailed rows, income statement, balance sheet.</w:t>
+        <w:t xml:space="preserve">Financials: quarterly rows, yearly rows, detailed quarterly rows, income statement, balance sheet.</w:t>
       </w:r>
     </w:p>
     <w:p>
@@ -111,7 +151,7 @@
         <w:pStyle w:val="Heading2"/>
       </w:pPr>
       <w:r>
-        <w:t xml:space="preserve">Growth features extracted from financials</w:t>
+        <w:t xml:space="preserve">Growth Features Extracted From Financials</w:t>
       </w:r>
     </w:p>
     <w:p>
@@ -151,55 +191,55 @@
         <w:pStyle w:val="Heading2"/>
       </w:pPr>
       <w:r>
-        <w:t xml:space="preserve">Factor buckets</w:t>
-      </w:r>
-    </w:p>
-    <w:p>
-      <w:pPr>
-        <w:pStyle w:val="Normal"/>
-      </w:pPr>
-      <w:r>
-        <w:t xml:space="preserve">Profitability = average of normalized ROE(5 to 25), ROA(1 to 10), ROCE(8 to 30), profit margin(5 to 25).</w:t>
-      </w:r>
-    </w:p>
-    <w:p>
-      <w:pPr>
-        <w:pStyle w:val="Normal"/>
-      </w:pPr>
-      <w:r>
-        <w:t xml:space="preserve">Growth = average of normalized revenue growth(0 to 25), profit growth(0 to 25), EPS growth(0 to 20), free cash flow growth(0 to 20).</w:t>
-      </w:r>
-    </w:p>
-    <w:p>
-      <w:pPr>
-        <w:pStyle w:val="Normal"/>
-      </w:pPr>
-      <w:r>
-        <w:t xml:space="preserve">Valuation = average of inverse-normalized P/E(8 to 45), inverse-normalized P/B(1 to 8), inverse-normalized PEG(0.5 to 3), inverse-normalized EV/Sales(1 to 12), and normalized dividend yield(0 to 4).</w:t>
-      </w:r>
-    </w:p>
-    <w:p>
-      <w:pPr>
-        <w:pStyle w:val="Normal"/>
-      </w:pPr>
-      <w:r>
-        <w:t xml:space="preserve">Momentum = average of RSI score, MACD score, EMA trend score, trend label score, normalized 3 month return(-15 to 35), normalized 6 month return(-20 to 50).</w:t>
-      </w:r>
-    </w:p>
-    <w:p>
-      <w:pPr>
-        <w:pStyle w:val="Normal"/>
-      </w:pPr>
-      <w:r>
-        <w:t xml:space="preserve">Financial Health = average of inverse-normalized debt/equity(0 to 2.5), normalized current ratio(1 to 3), normalized interest coverage(1.5 to 8), normalized Altman Z(1.8 to 4), insider signal, and institutional signal.</w:t>
-      </w:r>
-    </w:p>
-    <w:p>
-      <w:pPr>
-        <w:pStyle w:val="Heading2"/>
-      </w:pPr>
-      <w:r>
-        <w:t xml:space="preserve">Base score formula</w:t>
+        <w:t xml:space="preserve">Factor Buckets</w:t>
+      </w:r>
+    </w:p>
+    <w:p>
+      <w:pPr>
+        <w:pStyle w:val="Normal"/>
+      </w:pPr>
+      <w:r>
+        <w:t xml:space="preserve">Profitability = median of normalized ROE(5 to 25), ROA(1 to 10), ROCE(8 to 30), profit margin(5 to 25).</w:t>
+      </w:r>
+    </w:p>
+    <w:p>
+      <w:pPr>
+        <w:pStyle w:val="Normal"/>
+      </w:pPr>
+      <w:r>
+        <w:t xml:space="preserve">Growth = median of normalized revenue growth(0 to 25), profit growth(0 to 25), EPS growth(0 to 20), free cash flow growth(0 to 20).</w:t>
+      </w:r>
+    </w:p>
+    <w:p>
+      <w:pPr>
+        <w:pStyle w:val="Normal"/>
+      </w:pPr>
+      <w:r>
+        <w:t xml:space="preserve">Valuation = median of inverse-normalized P/E(8 to 45), inverse-normalized P/B(1 to 8), inverse-normalized PEG(0.5 to 3), inverse-normalized EV/Sales(1 to 12), and normalized dividend yield(0 to 4).</w:t>
+      </w:r>
+    </w:p>
+    <w:p>
+      <w:pPr>
+        <w:pStyle w:val="Normal"/>
+      </w:pPr>
+      <w:r>
+        <w:t xml:space="preserve">Momentum = median of RSI score, MACD score, EMA trend score, trend label score, normalized 3 month return(-15 to 35), normalized 6 month return(-20 to 50).</w:t>
+      </w:r>
+    </w:p>
+    <w:p>
+      <w:pPr>
+        <w:pStyle w:val="Normal"/>
+      </w:pPr>
+      <w:r>
+        <w:t xml:space="preserve">Financial Health = median of inverse-normalized debt/equity(0 to 2.5), normalized current ratio(1 to 3), normalized interest coverage(1.5 to 8), normalized Altman Z(1.8 to 4), insider signal, and institutional signal.</w:t>
+      </w:r>
+    </w:p>
+    <w:p>
+      <w:pPr>
+        <w:pStyle w:val="Heading2"/>
+      </w:pPr>
+      <w:r>
+        <w:t xml:space="preserve">Base Score Formula</w:t>
       </w:r>
     </w:p>
     <w:p>
@@ -215,31 +255,31 @@
         <w:pStyle w:val="Heading2"/>
       </w:pPr>
       <w:r>
-        <w:t xml:space="preserve">Walk-forward ML adjustment</w:t>
-      </w:r>
-    </w:p>
-    <w:p>
-      <w:pPr>
-        <w:pStyle w:val="Normal"/>
-      </w:pPr>
-      <w:r>
-        <w:t xml:space="preserve">The code then runs a bounded walk-forward validation model on price history if at least about 220 closes exist.</w:t>
-      </w:r>
-    </w:p>
-    <w:p>
-      <w:pPr>
-        <w:pStyle w:val="Normal"/>
-      </w:pPr>
-      <w:r>
-        <w:t xml:space="preserve">Training samples are built using 1 month, 3 month, and 6 month momentum, 3 month volatility, and 6 month drawdown. The label is whether the price is higher after 63 trading days.</w:t>
-      </w:r>
-    </w:p>
-    <w:p>
-      <w:pPr>
-        <w:pStyle w:val="Normal"/>
-      </w:pPr>
-      <w:r>
-        <w:t xml:space="preserve">A lightweight logistic model is fit on those scaled features. It produces an up probability and an accuracy-derived confidence score.</w:t>
+        <w:t xml:space="preserve">Walk-Forward ML Adjustment</w:t>
+      </w:r>
+    </w:p>
+    <w:p>
+      <w:pPr>
+        <w:pStyle w:val="Normal"/>
+      </w:pPr>
+      <w:r>
+        <w:t xml:space="preserve">The code runs a bounded walk-forward validation model on price history if at least about 220 closes exist.</w:t>
+      </w:r>
+    </w:p>
+    <w:p>
+      <w:pPr>
+        <w:pStyle w:val="Normal"/>
+      </w:pPr>
+      <w:r>
+        <w:t xml:space="preserve">Training samples use 1 month, 3 month, and 6 month momentum, 3 month volatility, and 6 month drawdown. The label is whether the price is higher after 63 trading days.</w:t>
+      </w:r>
+    </w:p>
+    <w:p>
+      <w:pPr>
+        <w:pStyle w:val="Normal"/>
+      </w:pPr>
+      <w:r>
+        <w:t xml:space="preserve">A lightweight logistic model is fit on those scaled features. It produces upProbability and an accuracy-derived confidence score.</w:t>
       </w:r>
     </w:p>
     <w:p>
@@ -271,7 +311,7 @@
         <w:pStyle w:val="Heading2"/>
       </w:pPr>
       <w:r>
-        <w:t xml:space="preserve">Smart Score labels</w:t>
+        <w:t xml:space="preserve">Smart Score Labels</w:t>
       </w:r>
     </w:p>
     <w:p>
@@ -319,7 +359,7 @@
         <w:pStyle w:val="Heading2"/>
       </w:pPr>
       <w:r>
-        <w:t xml:space="preserve">Inputs used</w:t>
+        <w:t xml:space="preserve">Inputs Used</w:t>
       </w:r>
     </w:p>
     <w:p>
@@ -367,23 +407,47 @@
         <w:pStyle w:val="Heading2"/>
       </w:pPr>
       <w:r>
-        <w:t xml:space="preserve">Components</w:t>
-      </w:r>
-    </w:p>
-    <w:p>
-      <w:pPr>
-        <w:pStyle w:val="Normal"/>
-      </w:pPr>
-      <w:r>
-        <w:t xml:space="preserve">Sentiment Risk = 1 - average sentiment. Sentiment scores are clamped between 0 and 1. Brokerage buy vs sell balance also feeds sentiment.</w:t>
-      </w:r>
-    </w:p>
-    <w:p>
-      <w:pPr>
-        <w:pStyle w:val="Normal"/>
-      </w:pPr>
-      <w:r>
-        <w:t xml:space="preserve">Narrative Risk = average of keyword-based article risk weights. High-risk words like fraud, default, bankruptcy, downgrade push risk to 0.85. Medium-risk words like decline, debt, penalty, delay push risk to 0.65. Otherwise default is 0.35.</w:t>
+        <w:t xml:space="preserve">Narrative Risk Logic</w:t>
+      </w:r>
+    </w:p>
+    <w:p>
+      <w:pPr>
+        <w:pStyle w:val="Normal"/>
+      </w:pPr>
+      <w:r>
+        <w:t xml:space="preserve">Narrative risk first checks for severe direct terms like lawsuit, forensic, insolvency, raid, and restatement, which map to 0.85 risk. It also checks medium explicit terms like fall, pledge, regulatory, volatility, and outflow, which map to 0.65 risk.</w:t>
+      </w:r>
+    </w:p>
+    <w:p>
+      <w:pPr>
+        <w:pStyle w:val="Normal"/>
+      </w:pPr>
+      <w:r>
+        <w:t xml:space="preserve">If those explicit terms are not found, it uses a negation-aware keyword scan. High-risk words like fraud, default, bankruptcy, scam, downgrade, probe, and collapse map to 0.85 unless negated by recent words like no, not, avoids, cleared, denies, dismisses, rejects, without, or free. Negated high-risk terms fall back to 0.35. Medium-risk words like decline, debt, penalty, delay, loss, miss, cut, and weak map to 0.65 unless negated, in which case they fall to 0.25.</w:t>
+      </w:r>
+    </w:p>
+    <w:p>
+      <w:pPr>
+        <w:pStyle w:val="Heading2"/>
+      </w:pPr>
+      <w:r>
+        <w:t xml:space="preserve">Risk Components</w:t>
+      </w:r>
+    </w:p>
+    <w:p>
+      <w:pPr>
+        <w:pStyle w:val="Normal"/>
+      </w:pPr>
+      <w:r>
+        <w:t xml:space="preserve">Sentiment Risk = 1 - average sentiment. Brokerage buy vs sell balance also feeds sentiment.</w:t>
+      </w:r>
+    </w:p>
+    <w:p>
+      <w:pPr>
+        <w:pStyle w:val="Normal"/>
+      </w:pPr>
+      <w:r>
+        <w:t xml:space="preserve">Narrative Risk = average of the keyword-based article risk weights described above.</w:t>
       </w:r>
     </w:p>
     <w:p>
@@ -407,7 +471,7 @@
         <w:pStyle w:val="Heading2"/>
       </w:pPr>
       <w:r>
-        <w:t xml:space="preserve">Risk score formula</w:t>
+        <w:t xml:space="preserve">Risk Score Formula</w:t>
       </w:r>
     </w:p>
     <w:p>
@@ -431,7 +495,7 @@
         <w:pStyle w:val="Heading2"/>
       </w:pPr>
       <w:r>
-        <w:t xml:space="preserve">Risk labels</w:t>
+        <w:t xml:space="preserve">Risk Labels</w:t>
       </w:r>
     </w:p>
     <w:p>
@@ -471,15 +535,15 @@
         <w:pStyle w:val="Normal"/>
       </w:pPr>
       <w:r>
-        <w:t xml:space="preserve">The ROI simulator uses the current price, the backend predictive target price, the Smart Score ML confidence, and the Smart Score validation up probability.</w:t>
-      </w:r>
-    </w:p>
-    <w:p>
-      <w:pPr>
-        <w:pStyle w:val="Heading2"/>
-      </w:pPr>
-      <w:r>
-        <w:t xml:space="preserve">Backend predictive target price</w:t>
+        <w:t xml:space="preserve">The ROI simulator uses the current price, the backend predictive target price, Smart Score ML confidence, and Smart Score validation upProbability.</w:t>
+      </w:r>
+    </w:p>
+    <w:p>
+      <w:pPr>
+        <w:pStyle w:val="Heading2"/>
+      </w:pPr>
+      <w:r>
+        <w:t xml:space="preserve">Backend Predictive Target Price</w:t>
       </w:r>
     </w:p>
     <w:p>
@@ -495,7 +559,7 @@
         <w:pStyle w:val="Normal"/>
       </w:pPr>
       <w:r>
-        <w:t xml:space="preserve">Step 1: it calculates a base CAGR from the oldest close to the current close over the available history, using about 252 trading days per year.</w:t>
+        <w:t xml:space="preserve">Step 1: calculate a base CAGR from the oldest close to the current close over the available history, using about 252 trading days per year.</w:t>
       </w:r>
     </w:p>
     <w:p>
@@ -519,23 +583,39 @@
         <w:pStyle w:val="Normal"/>
       </w:pPr>
       <w:r>
-        <w:t xml:space="preserve">Step 4: clamp final CAGR to a sanity band of -10 percent to +30 percent.</w:t>
-      </w:r>
-    </w:p>
-    <w:p>
-      <w:pPr>
-        <w:pStyle w:val="Normal"/>
-      </w:pPr>
-      <w:r>
-        <w:t xml:space="preserve">Step 5: target price = current price x (1 + final CAGR)^3.</w:t>
-      </w:r>
-    </w:p>
-    <w:p>
-      <w:pPr>
-        <w:pStyle w:val="Heading2"/>
-      </w:pPr>
-      <w:r>
-        <w:t xml:space="preserve">Frontend ROI path generation</w:t>
+        <w:t xml:space="preserve">Step 4: extra valuation safety cap: if P/E &gt; 50, cap CAGR at 10 percent. If P/E &lt; 0, cap CAGR at 5 percent.</w:t>
+      </w:r>
+    </w:p>
+    <w:p>
+      <w:pPr>
+        <w:pStyle w:val="Normal"/>
+      </w:pPr>
+      <w:r>
+        <w:t xml:space="preserve">Step 5: conservative blending: Final CAGR = 60 percent model CAGR + 40 percent 10 percent conservative anchor.</w:t>
+      </w:r>
+    </w:p>
+    <w:p>
+      <w:pPr>
+        <w:pStyle w:val="Normal"/>
+      </w:pPr>
+      <w:r>
+        <w:t xml:space="preserve">Step 6: clamp final CAGR to -10 percent to +30 percent.</w:t>
+      </w:r>
+    </w:p>
+    <w:p>
+      <w:pPr>
+        <w:pStyle w:val="Normal"/>
+      </w:pPr>
+      <w:r>
+        <w:t xml:space="preserve">Step 7: target price = current price x (1 + final CAGR)^3.</w:t>
+      </w:r>
+    </w:p>
+    <w:p>
+      <w:pPr>
+        <w:pStyle w:val="Heading2"/>
+      </w:pPr>
+      <w:r>
+        <w:t xml:space="preserve">Frontend ROI Scenario Generation</w:t>
       </w:r>
     </w:p>
     <w:p>
@@ -559,39 +639,55 @@
         <w:pStyle w:val="Normal"/>
       </w:pPr>
       <w:r>
-        <w:t xml:space="preserve">Progress is curved using bend = 0.7 + (mlConfidence x 0.55) + (abs(probabilityBias) x 0.2), where probabilityBias = ((upProbability - 0.5) x 2) clamped to -1 to 1.</w:t>
-      </w:r>
-    </w:p>
-    <w:p>
-      <w:pPr>
-        <w:pStyle w:val="Normal"/>
-      </w:pPr>
-      <w:r>
-        <w:t xml:space="preserve">Curved progress = progress^bend. Simulated price = currentPrice + (aiTarget - currentPrice) x curvedProgress.</w:t>
-      </w:r>
-    </w:p>
-    <w:p>
-      <w:pPr>
-        <w:pStyle w:val="Normal"/>
-      </w:pPr>
-      <w:r>
-        <w:t xml:space="preserve">A small stabilizer is then added: direction x probabilityBias x confidence x currentPrice x 0.02 x year, where direction is +1 if aiTarget &gt;= currentPrice, else -1.</w:t>
-      </w:r>
-    </w:p>
-    <w:p>
-      <w:pPr>
-        <w:pStyle w:val="Normal"/>
-      </w:pPr>
-      <w:r>
-        <w:t xml:space="preserve">Portfolio value at each year = sharesBought x (simulatedPrice + stabilizer).</w:t>
-      </w:r>
-    </w:p>
-    <w:p>
-      <w:pPr>
-        <w:pStyle w:val="Normal"/>
-      </w:pPr>
-      <w:r>
-        <w:t xml:space="preserve">Projected Value is the Y3 portfolio value. Future Price is the implied per-share Y3 value. 3Y Return = ((future - amount) / amount) x 100.</w:t>
+        <w:t xml:space="preserve">Bend = 0.7 + (mlConfidence x 0.55) + (abs(probabilityBias) x 0.2), where probabilityBias = ((upProbability - 0.5) x 2) clamped to -1 to 1.</w:t>
+      </w:r>
+    </w:p>
+    <w:p>
+      <w:pPr>
+        <w:pStyle w:val="Normal"/>
+      </w:pPr>
+      <w:r>
+        <w:t xml:space="preserve">Base path uses baseBend = bend. Bear path uses bearBend = bend - (confidence x 0.3). Bull path uses bullBend = bend + (confidence x 0.3).</w:t>
+      </w:r>
+    </w:p>
+    <w:p>
+      <w:pPr>
+        <w:pStyle w:val="Normal"/>
+      </w:pPr>
+      <w:r>
+        <w:t xml:space="preserve">Curved progress = progress^curve. Simulated price = currentPrice + (aiTarget - currentPrice) x curvedProgress.</w:t>
+      </w:r>
+    </w:p>
+    <w:p>
+      <w:pPr>
+        <w:pStyle w:val="Normal"/>
+      </w:pPr>
+      <w:r>
+        <w:t xml:space="preserve">A stabilizer is added: direction x probabilityBias x confidence x currentPrice x 0.02 x year, where direction is +1 if aiTarget &gt;= currentPrice, else -1.</w:t>
+      </w:r>
+    </w:p>
+    <w:p>
+      <w:pPr>
+        <w:pStyle w:val="Normal"/>
+      </w:pPr>
+      <w:r>
+        <w:t xml:space="preserve">The simulator then applies a scenario volatility factor using mlStdDev = 0.08. Bear case applies a negative yearly factor, bull case applies a positive yearly factor, base case applies none.</w:t>
+      </w:r>
+    </w:p>
+    <w:p>
+      <w:pPr>
+        <w:pStyle w:val="Normal"/>
+      </w:pPr>
+      <w:r>
+        <w:t xml:space="preserve">Portfolio value at each year = sharesBought x scenarioPrice x (1 + volatilityFactor x year).</w:t>
+      </w:r>
+    </w:p>
+    <w:p>
+      <w:pPr>
+        <w:pStyle w:val="Normal"/>
+      </w:pPr>
+      <w:r>
+        <w:t xml:space="preserve">Projected Value is the Y3 base value. The card also shows Bear Case and Bull Case Y3 values, plus a chart with all three paths.</w:t>
       </w:r>
     </w:p>
     <w:p>
@@ -607,23 +703,23 @@
         <w:pStyle w:val="Normal"/>
       </w:pPr>
       <w:r>
-        <w:t xml:space="preserve">The Smart Score and Risk Score are factor models with normalization bands and bounded adjustments. They are not direct broker recommendations.</w:t>
-      </w:r>
-    </w:p>
-    <w:p>
-      <w:pPr>
-        <w:pStyle w:val="Normal"/>
-      </w:pPr>
-      <w:r>
-        <w:t xml:space="preserve">The ROI simulator is a scenario tool. It is not a guarantee or a broker target. The UI itself states that it uses the same bounded ML signal used in score validation.</w:t>
-      </w:r>
-    </w:p>
-    <w:p>
-      <w:pPr>
-        <w:pStyle w:val="Normal"/>
-      </w:pPr>
-      <w:r>
-        <w:t xml:space="preserve">If upstream live data is missing, the dashboard now prefers blanks and backfilled live rows instead of fake zeroes.</w:t>
+        <w:t xml:space="preserve">The Smart Score and Risk Score are factor models with normalization bands and bounded adjustments. They are not broker recommendations.</w:t>
+      </w:r>
+    </w:p>
+    <w:p>
+      <w:pPr>
+        <w:pStyle w:val="Normal"/>
+      </w:pPr>
+      <w:r>
+        <w:t xml:space="preserve">The ROI simulator is a scenario tool. It is not a guarantee or a broker target.</w:t>
+      </w:r>
+    </w:p>
+    <w:p>
+      <w:pPr>
+        <w:pStyle w:val="Normal"/>
+      </w:pPr>
+      <w:r>
+        <w:t xml:space="preserve">This updated version is more robust against outliers in factor buckets and more conservative in forward ROI projections.</w:t>
       </w:r>
     </w:p>
     <w:sectPr>
